--- a/paper/cover_letter.docx
+++ b/paper/cover_letter.docx
@@ -136,19 +136,13 @@
         <w:pStyle w:val="BodyText"/>
       </w:pPr>
       <w:r>
-        <w:t xml:space="preserve">I should be precise about one thing, because the special focus section invites papers that</w:t>
-      </w:r>
-      <w:r>
-        <w:t xml:space="preserve"> </w:t>
-      </w:r>
-      <w:r>
-        <w:t xml:space="preserve">apply an established method to a less-resourced language for the first time and this is</w:t>
-      </w:r>
-      <w:r>
-        <w:t xml:space="preserve"> </w:t>
-      </w:r>
-      <w:r>
-        <w:t xml:space="preserve">not such a paper. Watermarking has already been measured on Turkish: Nemecek et al. (2026)</w:t>
+        <w:t xml:space="preserve">The special focus section invites papers that apply an established method to a</w:t>
+      </w:r>
+      <w:r>
+        <w:t xml:space="preserve"> </w:t>
+      </w:r>
+      <w:r>
+        <w:t xml:space="preserve">less-resourced language for the first time, and this is not such a paper. Watermarking has already been measured on Turkish: Nemecek et al. (2026)</w:t>
       </w:r>
       <w:r>
         <w:t xml:space="preserve"> </w:t>
@@ -160,31 +154,25 @@
         <w:t xml:space="preserve"> </w:t>
       </w:r>
       <w:r>
-        <w:t xml:space="preserve">(2025) scale watermark robustness to over a hundred languages. What that literature does</w:t>
-      </w:r>
-      <w:r>
-        <w:t xml:space="preserve"> </w:t>
-      </w:r>
-      <w:r>
-        <w:t xml:space="preserve">not yet supply, and what this paper contributes, is a null distribution measured on human</w:t>
-      </w:r>
-      <w:r>
-        <w:t xml:space="preserve"> </w:t>
-      </w:r>
-      <w:r>
-        <w:t xml:space="preserve">text rather than on model output, together with register, token-length and watermark-key</w:t>
-      </w:r>
-      <w:r>
-        <w:t xml:space="preserve"> </w:t>
-      </w:r>
-      <w:r>
-        <w:t xml:space="preserve">controls on that distribution, in an agglutinative language other than Korean. The</w:t>
-      </w:r>
-      <w:r>
-        <w:t xml:space="preserve"> </w:t>
-      </w:r>
-      <w:r>
-        <w:t xml:space="preserve">manuscript states this boundary in Section 2 rather than leaving a novelty claim implicit.</w:t>
+        <w:t xml:space="preserve">(2025) scale watermark robustness to over a hundred languages. That literature does not yet supply a null distribution measured on human text rather</w:t>
+      </w:r>
+      <w:r>
+        <w:t xml:space="preserve"> </w:t>
+      </w:r>
+      <w:r>
+        <w:t xml:space="preserve">than on model output, together with register, token-length and watermark-key controls on</w:t>
+      </w:r>
+      <w:r>
+        <w:t xml:space="preserve"> </w:t>
+      </w:r>
+      <w:r>
+        <w:t xml:space="preserve">that distribution, in an agglutinative language other than Korean. This paper contributes</w:t>
+      </w:r>
+      <w:r>
+        <w:t xml:space="preserve"> </w:t>
+      </w:r>
+      <w:r>
+        <w:t xml:space="preserve">those, and Section 2 states the boundary.</w:t>
       </w:r>
     </w:p>
     <w:p>
@@ -296,13 +284,13 @@
         <w:t xml:space="preserve"> </w:t>
       </w:r>
       <w:r>
-        <w:t xml:space="preserve">difference is detectable, and Turkish contributes exposure through subword fertility</w:t>
-      </w:r>
-      <w:r>
-        <w:t xml:space="preserve"> </w:t>
-      </w:r>
-      <w:r>
-        <w:t xml:space="preserve">rather than a distinct mechanism. Two further findings are a no-dominance pattern</w:t>
+        <w:t xml:space="preserve">difference is detectable, and Turkish increases exposure through subword fertility</w:t>
+      </w:r>
+      <w:r>
+        <w:t xml:space="preserve"> </w:t>
+      </w:r>
+      <w:r>
+        <w:t xml:space="preserve">and adds no distinct mechanism. Two further findings are a no-dominance pattern</w:t>
       </w:r>
       <w:r>
         <w:t xml:space="preserve"> </w:t>
@@ -344,7 +332,7 @@
         <w:t xml:space="preserve"> </w:t>
       </w:r>
       <w:r>
-        <w:t xml:space="preserve">negative result is reported with its coverage measurements rather than omitted.</w:t>
+        <w:t xml:space="preserve">negative result is reported with its coverage measurements.</w:t>
       </w:r>
     </w:p>
     <w:p>
@@ -447,7 +435,7 @@
         <w:t xml:space="preserve"> </w:t>
       </w:r>
       <w:r>
-        <w:t xml:space="preserve">gives per-component licensing (which is deliberately</w:t>
+        <w:t xml:space="preserve">gives per-component licensing (which is</w:t>
       </w:r>
       <w:r>
         <w:t xml:space="preserve"> </w:t>
@@ -463,7 +451,7 @@
         <w:t xml:space="preserve"> </w:t>
       </w:r>
       <w:r>
-        <w:t xml:space="preserve">uniform, and says so where a term is genuinely unresolved), and</w:t>
+        <w:t xml:space="preserve">uniform, and says so where a term is unresolved), and</w:t>
       </w:r>
       <w:r>
         <w:t xml:space="preserve"> </w:t>
@@ -513,10 +501,10 @@
         <w:rPr>
           <w:rStyle w:val="VerbatimChar"/>
         </w:rPr>
-        <w:t xml:space="preserve">v1.6.0-paper</w:t>
-      </w:r>
-      <w:r>
-        <w:t xml:space="preserve">; archived at Zenodo under the concept DOI 10.5281/zenodo.22168552</w:t>
+        <w:t xml:space="preserve">v1.7.0-paper</w:t>
+      </w:r>
+      <w:r>
+        <w:t xml:space="preserve">, archived at Zenodo under the concept DOI 10.5281/zenodo.22168552</w:t>
       </w:r>
       <w:r>
         <w:t xml:space="preserve"> </w:t>
@@ -539,7 +527,7 @@
         <w:t xml:space="preserve"> </w:t>
       </w:r>
       <w:r>
-        <w:t xml:space="preserve">archived version and lists the version DOI of each; the version corresponding to this</w:t>
+        <w:t xml:space="preserve">archived version and lists the version DOI of each. The version corresponding to this</w:t>
       </w:r>
       <w:r>
         <w:t xml:space="preserve"> </w:t>
@@ -554,7 +542,7 @@
         <w:rPr>
           <w:rStyle w:val="VerbatimChar"/>
         </w:rPr>
-        <w:t xml:space="preserve">v1.6.0-paper</w:t>
+        <w:t xml:space="preserve">v1.7.0-paper</w:t>
       </w:r>
       <w:r>
         <w:t xml:space="preserve">.</w:t>
@@ -836,13 +824,7 @@
         <w:t xml:space="preserve"> </w:t>
       </w:r>
       <w:r>
-        <w:t xml:space="preserve">(Cambridge University Press; the journal was</w:t>
-      </w:r>
-      <w:r>
-        <w:t xml:space="preserve"> </w:t>
-      </w:r>
-      <w:r>
-        <w:t xml:space="preserve">titled</w:t>
+        <w:t xml:space="preserve">(Cambridge University Press, titled</w:t>
       </w:r>
       <w:r>
         <w:t xml:space="preserve"> </w:t>
@@ -852,7 +834,21 @@
           <w:i/>
           <w:iCs/>
         </w:rPr>
-        <w:t xml:space="preserve">Natural Language Engineering</w:t>
+        <w:t xml:space="preserve">Natural Language</w:t>
+      </w:r>
+      <w:r>
+        <w:rPr>
+          <w:i/>
+          <w:iCs/>
+        </w:rPr>
+        <w:t xml:space="preserve"> </w:t>
+      </w:r>
+      <w:r>
+        <w:rPr>
+          <w:i/>
+          <w:iCs/>
+        </w:rPr>
+        <w:t xml:space="preserve">Engineering</w:t>
       </w:r>
       <w:r>
         <w:t xml:space="preserve"> </w:t>
@@ -899,7 +895,7 @@
         <w:t xml:space="preserve"> </w:t>
       </w:r>
       <w:r>
-        <w:t xml:space="preserve">manuscript number is available on request; I have omitted it here only because</w:t>
+        <w:t xml:space="preserve">manuscript number is available on request. I have omitted it here only because</w:t>
       </w:r>
       <w:r>
         <w:t xml:space="preserve"> </w:t>
@@ -946,7 +942,7 @@
         <w:t xml:space="preserve"> </w:t>
       </w:r>
       <w:r>
-        <w:t xml:space="preserve">and report disjoint results; no figure, table, number or passage is common to any two</w:t>
+        <w:t xml:space="preserve">and report disjoint results. No figure, table, number or passage is common to any two</w:t>
       </w:r>
       <w:r>
         <w:t xml:space="preserve"> </w:t>
@@ -1057,7 +1053,7 @@
         <w:t xml:space="preserve"> </w:t>
       </w:r>
       <w:r>
-        <w:t xml:space="preserve">records AI participation in a commit; it is not an authorship claim, no AI system is</w:t>
+        <w:t xml:space="preserve">records AI participation in a commit. It is not an authorship claim, no AI system is</w:t>
       </w:r>
       <w:r>
         <w:t xml:space="preserve"> </w:t>
@@ -1069,13 +1065,13 @@
         <w:t xml:space="preserve"> </w:t>
       </w:r>
       <w:r>
-        <w:t xml:space="preserve">declaration in the manuscript sets this out in full rather than leaving a reviewer to</w:t>
-      </w:r>
-      <w:r>
-        <w:t xml:space="preserve"> </w:t>
-      </w:r>
-      <w:r>
-        <w:t xml:space="preserve">interpret the repository unaided.</w:t>
+        <w:t xml:space="preserve">declaration in the manuscript sets this out in full, so a reviewer need not interpret</w:t>
+      </w:r>
+      <w:r>
+        <w:t xml:space="preserve"> </w:t>
+      </w:r>
+      <w:r>
+        <w:t xml:space="preserve">the repository unaided.</w:t>
       </w:r>
     </w:p>
     <w:p>
@@ -1099,103 +1095,97 @@
         <w:t xml:space="preserve"> </w:t>
       </w:r>
       <w:r>
-        <w:t xml:space="preserve">typical, and I would rather raise this than leave it unexplained. Three things drive</w:t>
-      </w:r>
-      <w:r>
-        <w:t xml:space="preserve"> </w:t>
-      </w:r>
-      <w:r>
-        <w:t xml:space="preserve">it: the paper reports two separately pre-registered studies (a false-positive study on</w:t>
-      </w:r>
-      <w:r>
-        <w:t xml:space="preserve"> </w:t>
-      </w:r>
-      <w:r>
-        <w:t xml:space="preserve">4,000 human windows and a two-judge meaning-preservation study) alongside a ten-attack</w:t>
-      </w:r>
-      <w:r>
-        <w:t xml:space="preserve"> </w:t>
-      </w:r>
-      <w:r>
-        <w:t xml:space="preserve">robustness suite; it prints the full 33-cell realized false-positive table rather than</w:t>
-      </w:r>
-      <w:r>
-        <w:t xml:space="preserve"> </w:t>
-      </w:r>
-      <w:r>
-        <w:t xml:space="preserve">a summary, which the Introduction commits to explicitly because a truncated version of</w:t>
-      </w:r>
-      <w:r>
-        <w:t xml:space="preserve"> </w:t>
-      </w:r>
-      <w:r>
-        <w:t xml:space="preserve">that table is what would hide the finding; and it states the scope limits of each</w:t>
-      </w:r>
-      <w:r>
-        <w:t xml:space="preserve"> </w:t>
-      </w:r>
-      <w:r>
-        <w:t xml:space="preserve">claim individually rather than in a single blanket paragraph. I have already removed</w:t>
-      </w:r>
-      <w:r>
-        <w:t xml:space="preserve"> </w:t>
-      </w:r>
-      <w:r>
-        <w:t xml:space="preserve">what could go without loss, condensing the history of three withdrawn statistical</w:t>
-      </w:r>
-      <w:r>
-        <w:t xml:space="preserve"> </w:t>
-      </w:r>
-      <w:r>
-        <w:t xml:space="preserve">treatments to a single paragraph that points to a repository audit note carrying the</w:t>
-      </w:r>
-      <w:r>
-        <w:t xml:space="preserve"> </w:t>
-      </w:r>
-      <w:r>
-        <w:t xml:space="preserve">full derivations, and compressing the declarations. If the editors</w:t>
-      </w:r>
-      <w:r>
-        <w:t xml:space="preserve"> </w:t>
-      </w:r>
-      <w:r>
-        <w:t xml:space="preserve">would prefer it shorter, I would move material in this order: the 33-cell realized</w:t>
-      </w:r>
-      <w:r>
-        <w:t xml:space="preserve"> </w:t>
-      </w:r>
-      <w:r>
-        <w:t xml:space="preserve">false-positive table with its accompanying paragraph, retaining in the article the</w:t>
-      </w:r>
-      <w:r>
-        <w:t xml:space="preserve"> </w:t>
-      </w:r>
-      <w:r>
-        <w:t xml:space="preserve">maximum observed rate, the number of flagged cells and the clustering caveat; then</w:t>
-      </w:r>
-      <w:r>
-        <w:t xml:space="preserve"> </w:t>
-      </w:r>
-      <w:r>
-        <w:t xml:space="preserve">the detail of the eight-key sweep, retaining its range and conclusion; then the</w:t>
-      </w:r>
-      <w:r>
-        <w:t xml:space="preserve"> </w:t>
-      </w:r>
-      <w:r>
-        <w:t xml:space="preserve">version and timestamp discussion in the Data Availability statement and the</w:t>
-      </w:r>
-      <w:r>
-        <w:t xml:space="preserve"> </w:t>
-      </w:r>
-      <w:r>
-        <w:t xml:space="preserve">long-form licensing narrative, retaining the access route and the warning that the</w:t>
-      </w:r>
-      <w:r>
-        <w:t xml:space="preserve"> </w:t>
-      </w:r>
-      <w:r>
-        <w:t xml:space="preserve">licensing is not uniform; then the exploratory re-scoring and contamination</w:t>
+        <w:t xml:space="preserve">typical, and I raise it here. Three things drive it. First, the paper reports two</w:t>
+      </w:r>
+      <w:r>
+        <w:t xml:space="preserve"> </w:t>
+      </w:r>
+      <w:r>
+        <w:t xml:space="preserve">separately pre-registered studies (a false-positive study on 4,000 human windows and a</w:t>
+      </w:r>
+      <w:r>
+        <w:t xml:space="preserve"> </w:t>
+      </w:r>
+      <w:r>
+        <w:t xml:space="preserve">two-judge meaning-preservation study) alongside a ten-attack robustness suite. Second, it</w:t>
+      </w:r>
+      <w:r>
+        <w:t xml:space="preserve"> </w:t>
+      </w:r>
+      <w:r>
+        <w:t xml:space="preserve">prints the full 33-cell realized false-positive table instead of a summary, which the</w:t>
+      </w:r>
+      <w:r>
+        <w:t xml:space="preserve"> </w:t>
+      </w:r>
+      <w:r>
+        <w:t xml:space="preserve">Introduction commits to explicitly because a truncated version of that table is what would</w:t>
+      </w:r>
+      <w:r>
+        <w:t xml:space="preserve"> </w:t>
+      </w:r>
+      <w:r>
+        <w:t xml:space="preserve">hide the finding. Third, it states the scope limits of each claim individually instead of in</w:t>
+      </w:r>
+      <w:r>
+        <w:t xml:space="preserve"> </w:t>
+      </w:r>
+      <w:r>
+        <w:t xml:space="preserve">a single blanket paragraph. I have already removed what could go without loss, condensing</w:t>
+      </w:r>
+      <w:r>
+        <w:t xml:space="preserve"> </w:t>
+      </w:r>
+      <w:r>
+        <w:t xml:space="preserve">the history of three withdrawn statistical treatments to a single paragraph that points to a</w:t>
+      </w:r>
+      <w:r>
+        <w:t xml:space="preserve"> </w:t>
+      </w:r>
+      <w:r>
+        <w:t xml:space="preserve">repository audit note carrying the full derivations, and compressing the declarations. If</w:t>
+      </w:r>
+      <w:r>
+        <w:t xml:space="preserve"> </w:t>
+      </w:r>
+      <w:r>
+        <w:t xml:space="preserve">the editors would prefer it shorter, I would move material in the following order. The</w:t>
+      </w:r>
+      <w:r>
+        <w:t xml:space="preserve"> </w:t>
+      </w:r>
+      <w:r>
+        <w:t xml:space="preserve">33-cell realized false-positive table with its accompanying paragraph would go first, with</w:t>
+      </w:r>
+      <w:r>
+        <w:t xml:space="preserve"> </w:t>
+      </w:r>
+      <w:r>
+        <w:t xml:space="preserve">the maximum observed rate, the number of flagged cells and the clustering caveat retained in</w:t>
+      </w:r>
+      <w:r>
+        <w:t xml:space="preserve"> </w:t>
+      </w:r>
+      <w:r>
+        <w:t xml:space="preserve">the article. The detail of the eight-key sweep would go next, with its range and conclusion</w:t>
+      </w:r>
+      <w:r>
+        <w:t xml:space="preserve"> </w:t>
+      </w:r>
+      <w:r>
+        <w:t xml:space="preserve">retained. Then the version and timestamp discussion in the Data Availability statement and</w:t>
+      </w:r>
+      <w:r>
+        <w:t xml:space="preserve"> </w:t>
+      </w:r>
+      <w:r>
+        <w:t xml:space="preserve">the long-form licensing narrative, with the access route and the warning that the licensing</w:t>
+      </w:r>
+      <w:r>
+        <w:t xml:space="preserve"> </w:t>
+      </w:r>
+      <w:r>
+        <w:t xml:space="preserve">is not uniform retained. Last, the exploratory re-scoring and contamination</w:t>
       </w:r>
       <w:r>
         <w:t xml:space="preserve"> </w:t>

--- a/paper/cover_letter.docx
+++ b/paper/cover_letter.docx
@@ -501,7 +501,7 @@
         <w:rPr>
           <w:rStyle w:val="VerbatimChar"/>
         </w:rPr>
-        <w:t xml:space="preserve">v1.7.0-paper</w:t>
+        <w:t xml:space="preserve">v1.7.1-paper</w:t>
       </w:r>
       <w:r>
         <w:t xml:space="preserve">, archived at Zenodo under the concept DOI 10.5281/zenodo.22168552</w:t>
@@ -542,7 +542,7 @@
         <w:rPr>
           <w:rStyle w:val="VerbatimChar"/>
         </w:rPr>
-        <w:t xml:space="preserve">v1.7.0-paper</w:t>
+        <w:t xml:space="preserve">v1.7.1-paper</w:t>
       </w:r>
       <w:r>
         <w:t xml:space="preserve">.</w:t>

--- a/paper/cover_letter.docx
+++ b/paper/cover_letter.docx
@@ -501,7 +501,7 @@
         <w:rPr>
           <w:rStyle w:val="VerbatimChar"/>
         </w:rPr>
-        <w:t xml:space="preserve">v1.7.1-paper</w:t>
+        <w:t xml:space="preserve">v1.7.2-paper</w:t>
       </w:r>
       <w:r>
         <w:t xml:space="preserve">, archived at Zenodo under the concept DOI 10.5281/zenodo.22168552</w:t>
@@ -542,7 +542,7 @@
         <w:rPr>
           <w:rStyle w:val="VerbatimChar"/>
         </w:rPr>
-        <w:t xml:space="preserve">v1.7.1-paper</w:t>
+        <w:t xml:space="preserve">v1.7.2-paper</w:t>
       </w:r>
       <w:r>
         <w:t xml:space="preserve">.</w:t>

--- a/paper/cover_letter.docx
+++ b/paper/cover_letter.docx
@@ -501,7 +501,7 @@
         <w:rPr>
           <w:rStyle w:val="VerbatimChar"/>
         </w:rPr>
-        <w:t xml:space="preserve">v1.7.2-paper</w:t>
+        <w:t xml:space="preserve">v1.8.0-paper</w:t>
       </w:r>
       <w:r>
         <w:t xml:space="preserve">, archived at Zenodo under the concept DOI 10.5281/zenodo.22168552</w:t>
@@ -542,7 +542,7 @@
         <w:rPr>
           <w:rStyle w:val="VerbatimChar"/>
         </w:rPr>
-        <w:t xml:space="preserve">v1.7.2-paper</w:t>
+        <w:t xml:space="preserve">v1.8.0-paper</w:t>
       </w:r>
       <w:r>
         <w:t xml:space="preserve">.</w:t>
@@ -1113,19 +1113,19 @@
         <w:t xml:space="preserve"> </w:t>
       </w:r>
       <w:r>
-        <w:t xml:space="preserve">prints the full 33-cell realized false-positive table instead of a summary, which the</w:t>
-      </w:r>
-      <w:r>
-        <w:t xml:space="preserve"> </w:t>
-      </w:r>
-      <w:r>
-        <w:t xml:space="preserve">Introduction commits to explicitly because a truncated version of that table is what would</w:t>
-      </w:r>
-      <w:r>
-        <w:t xml:space="preserve"> </w:t>
-      </w:r>
-      <w:r>
-        <w:t xml:space="preserve">hide the finding. Third, it states the scope limits of each claim individually instead of in</w:t>
+        <w:t xml:space="preserve">provides the full 33-cell realized false-positive table as Online Resource 1 and keeps</w:t>
+      </w:r>
+      <w:r>
+        <w:t xml:space="preserve"> </w:t>
+      </w:r>
+      <w:r>
+        <w:t xml:space="preserve">its summary in the article, because a truncated version of that table is what would hide</w:t>
+      </w:r>
+      <w:r>
+        <w:t xml:space="preserve"> </w:t>
+      </w:r>
+      <w:r>
+        <w:t xml:space="preserve">the finding. Third, it states the scope limits of each claim individually instead of in</w:t>
       </w:r>
       <w:r>
         <w:t xml:space="preserve"> </w:t>
@@ -1149,31 +1149,13 @@
         <w:t xml:space="preserve"> </w:t>
       </w:r>
       <w:r>
-        <w:t xml:space="preserve">the editors would prefer it shorter, I would move material in the following order. The</w:t>
-      </w:r>
-      <w:r>
-        <w:t xml:space="preserve"> </w:t>
-      </w:r>
-      <w:r>
-        <w:t xml:space="preserve">33-cell realized false-positive table with its accompanying paragraph would go first, with</w:t>
-      </w:r>
-      <w:r>
-        <w:t xml:space="preserve"> </w:t>
-      </w:r>
-      <w:r>
-        <w:t xml:space="preserve">the maximum observed rate, the number of flagged cells and the clustering caveat retained in</w:t>
-      </w:r>
-      <w:r>
-        <w:t xml:space="preserve"> </w:t>
-      </w:r>
-      <w:r>
-        <w:t xml:space="preserve">the article. The detail of the eight-key sweep would go next, with its range and conclusion</w:t>
-      </w:r>
-      <w:r>
-        <w:t xml:space="preserve"> </w:t>
-      </w:r>
-      <w:r>
-        <w:t xml:space="preserve">retained. Then the version and timestamp discussion in the Data Availability statement and</w:t>
+        <w:t xml:space="preserve">the editors would prefer it shorter, I would move material in the following order. The detail of</w:t>
+      </w:r>
+      <w:r>
+        <w:t xml:space="preserve"> </w:t>
+      </w:r>
+      <w:r>
+        <w:t xml:space="preserve">the eight-key sweep would go first, with its range and conclusion retained. Then the version and timestamp discussion in the Data Availability statement and</w:t>
       </w:r>
       <w:r>
         <w:t xml:space="preserve"> </w:t>

--- a/paper/cover_letter.docx
+++ b/paper/cover_letter.docx
@@ -501,7 +501,7 @@
         <w:rPr>
           <w:rStyle w:val="VerbatimChar"/>
         </w:rPr>
-        <w:t xml:space="preserve">v1.8.0-paper</w:t>
+        <w:t xml:space="preserve">v1.8.1-paper</w:t>
       </w:r>
       <w:r>
         <w:t xml:space="preserve">, archived at Zenodo under the concept DOI 10.5281/zenodo.22168552</w:t>
@@ -542,7 +542,7 @@
         <w:rPr>
           <w:rStyle w:val="VerbatimChar"/>
         </w:rPr>
-        <w:t xml:space="preserve">v1.8.0-paper</w:t>
+        <w:t xml:space="preserve">v1.8.1-paper</w:t>
       </w:r>
       <w:r>
         <w:t xml:space="preserve">.</w:t>
